--- a/output_receita_federal/instrucao_normativa_rfb/documents/in_rfb_1888_20190503.docx
+++ b/output_receita_federal/instrucao_normativa_rfb/documents/in_rfb_1888_20190503.docx
@@ -8,6 +8,14 @@
           <w:b/>
         </w:rPr>
         <w:t>Instrução Normativa RFB nº 1888, de 3 de maio de 2019</w:t>
+      </w:r>
+    </w:p>
+    <w:p>
+      <w:r>
+        <w:rPr>
+          <w:i/>
+        </w:rPr>
+        <w:t>[Revogado(a) pelo(a) Instrução Normativa RFB nº 2291, de 14 de novembro de 2025]</w:t>
       </w:r>
     </w:p>
     <w:p>
@@ -23,6 +31,9 @@
     <w:p>
       <w:r>
         <w:t xml:space="preserve">CAPÍTULO I </w:t>
+      </w:r>
+      <w:r>
+        <w:br/>
       </w:r>
       <w:r>
         <w:t>DISPOSIÇÕES GERAIS</w:t>
@@ -45,7 +56,15 @@
     </w:p>
     <w:p>
       <w:r>
-        <w:t>Art. 3º O conjunto de informações enviado de forma eletrônica deverá ser assinado digitalmente pela pessoa física, pelo representante legal da pessoa jurídica ou pelo procurador, constituído nos termos da Instrução Normativa RFB nº 1.751, de 16 de outubro de 2017, mediante o uso de certificado digital válido, emitido por entidade credenciada pela Infraestrutura de Chaves Públicas Brasileira (ICP-Brasil).</w:t>
+        <w:t>Art. 3º O conjunto de informações enviado de forma eletrônica deverá ser assinado digitalmente mediante o uso de certificado digital válido, emitido por entidade credenciada pela Infraestrutura de Chaves Públicas Brasileira (ICP-Brasil), sempre que for exigido no portal e-CAC da RFB.</w:t>
+      </w:r>
+    </w:p>
+    <w:p>
+      <w:r>
+        <w:rPr>
+          <w:i/>
+        </w:rPr>
+        <w:t>[Redação dada pelo(a) Instrução Normativa RFB nº 1899, de 10 de julho de 2019]</w:t>
       </w:r>
     </w:p>
     <w:p>
@@ -71,6 +90,9 @@
     <w:p>
       <w:r>
         <w:t xml:space="preserve">CAPÍTULO II </w:t>
+      </w:r>
+      <w:r>
+        <w:br/>
       </w:r>
       <w:r>
         <w:t>DAS DEFINIÇÕES</w:t>
@@ -99,6 +121,9 @@
     <w:p>
       <w:r>
         <w:t xml:space="preserve">CAPÍTULO III </w:t>
+      </w:r>
+      <w:r>
+        <w:br/>
       </w:r>
       <w:r>
         <w:t>DA OBRIGATORIEDADE DE PRESTAÇÃO de INFORMAÇÕES</w:t>
@@ -189,6 +214,9 @@
         <w:t xml:space="preserve">CAPÍTULO IV </w:t>
       </w:r>
       <w:r>
+        <w:br/>
+      </w:r>
+      <w:r>
         <w:t>DAs informações sobre operações com criptoativos</w:t>
       </w:r>
     </w:p>
@@ -239,7 +267,15 @@
     </w:p>
     <w:p>
       <w:r>
-        <w:t>h) o endereço da wallet de remessa e de recebimento, se houver; e</w:t>
+        <w:t>h)</w:t>
+      </w:r>
+    </w:p>
+    <w:p>
+      <w:r>
+        <w:rPr>
+          <w:i/>
+        </w:rPr>
+        <w:t>[Revogado(a) pelo(a) Instrução Normativa RFB nº 1899, de 10 de julho de 2019]</w:t>
       </w:r>
     </w:p>
     <w:p>
@@ -284,17 +320,140 @@
     </w:p>
     <w:p>
       <w:r>
-        <w:t>h) o endereço da wallet de remessa e de recebimento, se houver.</w:t>
+        <w:t>h)</w:t>
       </w:r>
     </w:p>
     <w:p>
       <w:r>
-        <w:t>Parágrafo único. Das informações a que se refere este artigo devem constar a identificação dos titulares das operações e incluir nome, nacionalidade, domicílio fiscal, endereço, número de inscrição no Cadastro de Pessoas Físicas (CPF) ou no Cadastro Nacional da Pessoa Jurídica (CNPJ) ou Número de Identificação Fiscal (NIF) no exterior, quando houver, nome empresarial e demais informações cadastrais.</w:t>
+        <w:rPr>
+          <w:i/>
+        </w:rPr>
+        <w:t>[Revogado(a) pelo(a) Instrução Normativa RFB nº 1899, de 10 de julho de 2019]</w:t>
+      </w:r>
+    </w:p>
+    <w:p>
+      <w:r>
+        <w:t>§ 1º Em relação aos titulares da operação, devem constar das informações a que se refere este artigo:</w:t>
+      </w:r>
+    </w:p>
+    <w:p>
+      <w:r>
+        <w:rPr>
+          <w:i/>
+        </w:rPr>
+        <w:t>[Redação dada pelo(a) Instrução Normativa RFB nº 1899, de 10 de julho de 2019]</w:t>
+      </w:r>
+    </w:p>
+    <w:p>
+      <w:r>
+        <w:t>I - o nome da pessoa física ou jurídica;</w:t>
+      </w:r>
+    </w:p>
+    <w:p>
+      <w:r>
+        <w:rPr>
+          <w:i/>
+        </w:rPr>
+        <w:t>[Incluído(a) pelo(a) Instrução Normativa RFB nº 1899, de 10 de julho de 2019]</w:t>
+      </w:r>
+    </w:p>
+    <w:p>
+      <w:r>
+        <w:t>II - o endereço;</w:t>
+      </w:r>
+    </w:p>
+    <w:p>
+      <w:r>
+        <w:rPr>
+          <w:i/>
+        </w:rPr>
+        <w:t>[Incluído(a) pelo(a) Instrução Normativa RFB nº 1899, de 10 de julho de 2019]</w:t>
+      </w:r>
+    </w:p>
+    <w:p>
+      <w:r>
+        <w:t>III - o domicílio fiscal;</w:t>
+      </w:r>
+    </w:p>
+    <w:p>
+      <w:r>
+        <w:rPr>
+          <w:i/>
+        </w:rPr>
+        <w:t>[Incluído(a) pelo(a) Instrução Normativa RFB nº 1899, de 10 de julho de 2019]</w:t>
+      </w:r>
+    </w:p>
+    <w:p>
+      <w:r>
+        <w:t>IV - o número de inscrição no Cadastro de Pessoas Físicas (CPF) ou no Cadastro Nacional da Pessoa Jurídica (CNPJ), conforme o caso, ou o Número de Identificação Fiscal (NIF) no exterior, quando houver, no caso de residentes ou domiciliados no exterior; e</w:t>
+      </w:r>
+    </w:p>
+    <w:p>
+      <w:r>
+        <w:rPr>
+          <w:i/>
+        </w:rPr>
+        <w:t>[Incluído(a) pelo(a) Instrução Normativa RFB nº 1899, de 10 de julho de 2019]</w:t>
+      </w:r>
+    </w:p>
+    <w:p>
+      <w:r>
+        <w:t>V - as demais informações cadastrais.</w:t>
+      </w:r>
+    </w:p>
+    <w:p>
+      <w:r>
+        <w:rPr>
+          <w:i/>
+        </w:rPr>
+        <w:t>[Incluído(a) pelo(a) Instrução Normativa RFB nº 1899, de 10 de julho de 2019]</w:t>
+      </w:r>
+    </w:p>
+    <w:p>
+      <w:r>
+        <w:t>§ 2º Caso os titulares das operações sejam residentes ou domiciliados no Brasil, a prestação da informação relativa ao número de inscrição no CPF ou no CNPJ, conforme o caso, é obrigatória a partir da data da entrega do primeiro conjunto de informações, prevista no § 1º do art. 8º.</w:t>
+      </w:r>
+    </w:p>
+    <w:p>
+      <w:r>
+        <w:rPr>
+          <w:i/>
+        </w:rPr>
+        <w:t>[Incluído(a) pelo(a) Instrução Normativa RFB nº 1899, de 10 de julho de 2019]</w:t>
+      </w:r>
+    </w:p>
+    <w:p>
+      <w:r>
+        <w:t>§ 3º Caso os titulares das operações sejam residentes ou domiciliados no exterior, a prestação das informações relativas ao país do domicílio fiscal, endereço e NIF no exterior é obrigatória a partir da entrega de informações a ser efetuada em janeiro de 2020, referentes às operações realizadas em dezembro de 2019.</w:t>
+      </w:r>
+    </w:p>
+    <w:p>
+      <w:r>
+        <w:rPr>
+          <w:i/>
+        </w:rPr>
+        <w:t>[Incluído(a) pelo(a) Instrução Normativa RFB nº 1899, de 10 de julho de 2019]</w:t>
+      </w:r>
+    </w:p>
+    <w:p>
+      <w:r>
+        <w:t>§ 4º A entrega das informações relativas ao endereço da wallet de remessa e de recebimento, se houver, é obrigatória apenas na hipótese de recebimento de intimação efetuada no curso de procedimento fiscal.</w:t>
+      </w:r>
+    </w:p>
+    <w:p>
+      <w:r>
+        <w:rPr>
+          <w:i/>
+        </w:rPr>
+        <w:t>[Incluído(a) pelo(a) Instrução Normativa RFB nº 1899, de 10 de julho de 2019]</w:t>
       </w:r>
     </w:p>
     <w:p>
       <w:r>
         <w:t xml:space="preserve">CAPÍTULO V </w:t>
+      </w:r>
+      <w:r>
+        <w:br/>
       </w:r>
       <w:r>
         <w:t>DO PRAZO para prestação DAS INFORMAÇÕES</w:t>
@@ -353,6 +512,9 @@
     <w:p>
       <w:r>
         <w:t xml:space="preserve">CAPÍTULO VI </w:t>
+      </w:r>
+      <w:r>
+        <w:br/>
       </w:r>
       <w:r>
         <w:t>DAS PENALIDADES</w:t>
@@ -428,6 +590,9 @@
         <w:t xml:space="preserve">CAPÍTULO VII </w:t>
       </w:r>
       <w:r>
+        <w:br/>
+      </w:r>
+      <w:r>
         <w:t>DA RETIFICAÇÃO DAS INFORMAÇÕES</w:t>
       </w:r>
     </w:p>
@@ -444,6 +609,9 @@
     <w:p>
       <w:r>
         <w:t xml:space="preserve">CAPÍTULO VIII </w:t>
+      </w:r>
+      <w:r>
+        <w:br/>
       </w:r>
       <w:r>
         <w:t>DISPOSIÇÕES FINAIS</w:t>
